--- a/download/Submission_Checklist_IEEE_TR.docx
+++ b/download/Submission_Checklist_IEEE_TR.docx
@@ -802,14 +802,14 @@
                 <w:sz w:val="21"/>
                 <w:szCs w:val="21"/>
               </w:rPr>
-              <w:t xml:space="preserve">Cover letter including the conference-extension declaration.</w:t>
+              <w:t xml:space="preserve">Cover letter for the submission.</w:t>
             </w:r>
           </w:p>
         </w:tc>
         <w:tc>
           <w:tcPr>
             <w:tcW w:type="pct" w:w="1000"/>
-            <w:shd w:fill="FFF4E0" w:val="clear"/>
+            <w:shd w:fill="E3F2E3" w:val="clear"/>
             <w:tcMar>
               <w:top w:type="dxa" w:w="60"/>
               <w:left w:type="dxa" w:w="120"/>
@@ -831,7 +831,7 @@
                 <w:sz w:val="21"/>
                 <w:szCs w:val="21"/>
               </w:rPr>
-              <w:t xml:space="preserve">1 placeholder</w:t>
+              <w:t xml:space="preserve">Ready</w:t>
             </w:r>
           </w:p>
         </w:tc>
@@ -1577,7 +1577,7 @@
                 <w:sz w:val="21"/>
                 <w:szCs w:val="21"/>
               </w:rPr>
-              <w:t xml:space="preserve">All four authors with affiliation; corresponding author marked; corresponding-author e-mail in the first-page footnote.</w:t>
+              <w:t xml:space="preserve">All four authors with affiliation; corresponding author marked; all four author e-mail addresses in the first-page footnote.</w:t>
             </w:r>
           </w:p>
         </w:tc>
@@ -1667,14 +1667,14 @@
                 <w:sz w:val="21"/>
                 <w:szCs w:val="21"/>
               </w:rPr>
-              <w:t xml:space="preserve">IEEE journals normally list every author’s e-mail in the footnote. Currently only the corresponding author’s is given; add the three co-author addresses to the \thanks block if desired.</w:t>
+              <w:t xml:space="preserve">All four authors’ e-mail addresses (corresponding author and the three co-authors) are listed in the first-page \thanks footnote.</w:t>
             </w:r>
           </w:p>
         </w:tc>
         <w:tc>
           <w:tcPr>
             <w:tcW w:type="pct" w:w="1000"/>
-            <w:shd w:fill="FFF4E0" w:val="clear"/>
+            <w:shd w:fill="E3F2E3" w:val="clear"/>
             <w:tcMar>
               <w:top w:type="dxa" w:w="60"/>
               <w:left w:type="dxa" w:w="120"/>
@@ -1696,7 +1696,7 @@
                 <w:sz w:val="21"/>
                 <w:szCs w:val="21"/>
               </w:rPr>
-              <w:t xml:space="preserve">Optional</w:t>
+              <w:t xml:space="preserve">Met</w:t>
             </w:r>
           </w:p>
         </w:tc>
@@ -2203,7 +2203,7 @@
           <w:sz w:val="24"/>
           <w:szCs w:val="24"/>
         </w:rPr>
-        <w:t xml:space="preserve">1. Conference citation (cover letter):  </w:t>
+        <w:t xml:space="preserve">1. Companion-study reference [14]:  </w:t>
       </w:r>
       <w:r>
         <w:rPr>
@@ -2212,7 +2212,7 @@
           <w:sz w:val="24"/>
           <w:szCs w:val="24"/>
         </w:rPr>
-        <w:t xml:space="preserve">insert the full citation of the prior WIECON-ECE conference version where the placeholder 【complete citation — …】 appears in the cover letter.</w:t>
+        <w:t xml:space="preserve">the entry for Shikdar and Laaksonen’s calibration-robustness companion study is currently cited as “manuscript under review.” Replace with the final venue if it is accepted before submission.</w:t>
       </w:r>
     </w:p>
     <w:p>
@@ -2234,7 +2234,7 @@
           <w:sz w:val="24"/>
           <w:szCs w:val="24"/>
         </w:rPr>
-        <w:t xml:space="preserve">2. Extension list (cover letter):  </w:t>
+        <w:t xml:space="preserve">2. Lost figures (optional):  </w:t>
       </w:r>
       <w:r>
         <w:rPr>
@@ -2243,7 +2243,7 @@
           <w:sz w:val="24"/>
           <w:szCs w:val="24"/>
         </w:rPr>
-        <w:t xml:space="preserve">confirm the enumerated new material against the final camera-ready conference paper and adjust the declaration if any component was already published there.</w:t>
+        <w:t xml:space="preserve">the SHAP beeswarm panels, the Python-vs-C agreement scatter, the Battery Archive capacity-trace audit, the decision-curve figure, and the calibration figure were lost with the earlier working environment. If the local repository still holds them, copy them into paper_tr/figs/ and re-add their figure environments; otherwise the paper stands complete with the four regenerated figures and the text-only SHAP paragraph.</w:t>
       </w:r>
     </w:p>
     <w:p>
@@ -2265,7 +2265,7 @@
           <w:sz w:val="24"/>
           <w:szCs w:val="24"/>
         </w:rPr>
-        <w:t xml:space="preserve">3. Companion-study reference [14]:  </w:t>
+        <w:t xml:space="preserve">3. ORCIDs:  </w:t>
       </w:r>
       <w:r>
         <w:rPr>
@@ -2274,7 +2274,7 @@
           <w:sz w:val="24"/>
           <w:szCs w:val="24"/>
         </w:rPr>
-        <w:t xml:space="preserve">the entry for Shikdar and Laaksonen’s calibration-robustness companion study is currently cited as “manuscript under review.” Replace with the final venue if it is accepted before submission.</w:t>
+        <w:t xml:space="preserve">enter all four authors’ ORCIDs in ScholarOne (listed in AUTHORS.md); ORCIDs are entered in the system, not printed in the manuscript.</w:t>
       </w:r>
     </w:p>
     <w:p>
@@ -2296,7 +2296,7 @@
           <w:sz w:val="24"/>
           <w:szCs w:val="24"/>
         </w:rPr>
-        <w:t xml:space="preserve">4. Co-author e-mails:  </w:t>
+        <w:t xml:space="preserve">4. Data and code availability:  </w:t>
       </w:r>
       <w:r>
         <w:rPr>
@@ -2305,7 +2305,7 @@
           <w:sz w:val="24"/>
           <w:szCs w:val="24"/>
         </w:rPr>
-        <w:t xml:space="preserve">add the three co-author e-mail addresses to the first-page \thanks footnote if you want all four listed (the submission form will request them regardless).</w:t>
+        <w:t xml:space="preserve">all eight datasets are public and cited; prepare a short availability statement for the form if requested, noting that the Battery Archive summaries were accessed in September 2026.</w:t>
       </w:r>
     </w:p>
     <w:p>
@@ -2327,7 +2327,7 @@
           <w:sz w:val="24"/>
           <w:szCs w:val="24"/>
         </w:rPr>
-        <w:t xml:space="preserve">5. Lost figures (optional):  </w:t>
+        <w:t xml:space="preserve">5. Page-charge policy:  </w:t>
       </w:r>
       <w:r>
         <w:rPr>
@@ -2336,7 +2336,39 @@
           <w:sz w:val="24"/>
           <w:szCs w:val="24"/>
         </w:rPr>
-        <w:t xml:space="preserve">the SHAP beeswarm panels, the Python-vs-C agreement scatter, the Battery Archive capacity-trace audit, the decision-curve figure, and the calibration figure were lost with the earlier working environment. If the local repository still holds them, copy them into paper_tr/figs/ and re-add their figure environments; otherwise the paper stands complete with the four regenerated figures and the text-only SHAP paragraph.</w:t>
+        <w:t xml:space="preserve">check the current IEEE TR over-length page charges and open-access options on the Author Center when submitting.</w:t>
+      </w:r>
+    </w:p>
+    <w:p>
+      <w:pPr>
+        <w:pStyle w:val="Heading1"/>
+        <w:spacing w:after="140" w:before="320" w:line="312"/>
+      </w:pPr>
+      <w:r>
+        <w:rPr>
+          <w:rFonts w:ascii="Times New Roman" w:eastAsia="Times New Roman"/>
+          <w:b/>
+          <w:bCs/>
+          <w:color w:val="000000"/>
+          <w:sz w:val="28"/>
+          <w:szCs w:val="28"/>
+        </w:rPr>
+        <w:t xml:space="preserve">D. Quality assurance record (four-round review)</w:t>
+      </w:r>
+    </w:p>
+    <w:p>
+      <w:pPr>
+        <w:spacing w:after="160" w:line="312"/>
+        <w:jc w:val="left"/>
+      </w:pPr>
+      <w:r>
+        <w:rPr>
+          <w:rFonts w:ascii="Times New Roman" w:eastAsia="Times New Roman"/>
+          <w:color w:val="000000"/>
+          <w:sz w:val="24"/>
+          <w:szCs w:val="24"/>
+        </w:rPr>
+        <w:t xml:space="preserve">The manuscript has been through four review rounds; all fixes below are already applied in the compiled PDF.</w:t>
       </w:r>
     </w:p>
     <w:p>
@@ -2358,7 +2390,7 @@
           <w:sz w:val="24"/>
           <w:szCs w:val="24"/>
         </w:rPr>
-        <w:t xml:space="preserve">6. ORCIDs:  </w:t>
+        <w:t xml:space="preserve">Round 1 — Figures:  </w:t>
       </w:r>
       <w:r>
         <w:rPr>
@@ -2367,132 +2399,7 @@
           <w:sz w:val="24"/>
           <w:szCs w:val="24"/>
         </w:rPr>
-        <w:t xml:space="preserve">enter all four authors’ ORCIDs in ScholarOne (listed in AUTHORS.md); ORCIDs are entered in the system, not printed in the manuscript.</w:t>
-      </w:r>
-    </w:p>
-    <w:p>
-      <w:pPr>
-        <w:pStyle w:val="ListParagraph"/>
-        <w:numPr>
-          <w:ilvl w:val="0"/>
-          <w:numId w:val="1"/>
-        </w:numPr>
-        <w:spacing w:after="100" w:line="312"/>
-        <w:jc w:val="left"/>
-      </w:pPr>
-      <w:r>
-        <w:rPr>
-          <w:rFonts w:ascii="Times New Roman" w:eastAsia="Times New Roman"/>
-          <w:b/>
-          <w:bCs/>
-          <w:color w:val="000000"/>
-          <w:sz w:val="24"/>
-          <w:szCs w:val="24"/>
-        </w:rPr>
-        <w:t xml:space="preserve">7. Data and code availability:  </w:t>
-      </w:r>
-      <w:r>
-        <w:rPr>
-          <w:rFonts w:ascii="Times New Roman" w:eastAsia="Times New Roman"/>
-          <w:color w:val="000000"/>
-          <w:sz w:val="24"/>
-          <w:szCs w:val="24"/>
-        </w:rPr>
-        <w:t xml:space="preserve">all eight datasets are public and cited; prepare a short availability statement for the form if requested, noting that the Battery Archive summaries were accessed in September 2026.</w:t>
-      </w:r>
-    </w:p>
-    <w:p>
-      <w:pPr>
-        <w:pStyle w:val="ListParagraph"/>
-        <w:numPr>
-          <w:ilvl w:val="0"/>
-          <w:numId w:val="1"/>
-        </w:numPr>
-        <w:spacing w:after="100" w:line="312"/>
-        <w:jc w:val="left"/>
-      </w:pPr>
-      <w:r>
-        <w:rPr>
-          <w:rFonts w:ascii="Times New Roman" w:eastAsia="Times New Roman"/>
-          <w:b/>
-          <w:bCs/>
-          <w:color w:val="000000"/>
-          <w:sz w:val="24"/>
-          <w:szCs w:val="24"/>
-        </w:rPr>
-        <w:t xml:space="preserve">8. Page-charge policy:  </w:t>
-      </w:r>
-      <w:r>
-        <w:rPr>
-          <w:rFonts w:ascii="Times New Roman" w:eastAsia="Times New Roman"/>
-          <w:color w:val="000000"/>
-          <w:sz w:val="24"/>
-          <w:szCs w:val="24"/>
-        </w:rPr>
-        <w:t xml:space="preserve">check the current IEEE TR over-length page charges and open-access options on the Author Center when submitting.</w:t>
-      </w:r>
-    </w:p>
-    <w:p>
-      <w:pPr>
-        <w:pStyle w:val="Heading1"/>
-        <w:spacing w:after="140" w:before="320" w:line="312"/>
-      </w:pPr>
-      <w:r>
-        <w:rPr>
-          <w:rFonts w:ascii="Times New Roman" w:eastAsia="Times New Roman"/>
-          <w:b/>
-          <w:bCs/>
-          <w:color w:val="000000"/>
-          <w:sz w:val="28"/>
-          <w:szCs w:val="28"/>
-        </w:rPr>
-        <w:t xml:space="preserve">D. Quality assurance record (four-round review)</w:t>
-      </w:r>
-    </w:p>
-    <w:p>
-      <w:pPr>
-        <w:spacing w:after="160" w:line="312"/>
-        <w:jc w:val="left"/>
-      </w:pPr>
-      <w:r>
-        <w:rPr>
-          <w:rFonts w:ascii="Times New Roman" w:eastAsia="Times New Roman"/>
-          <w:color w:val="000000"/>
-          <w:sz w:val="24"/>
-          <w:szCs w:val="24"/>
-        </w:rPr>
-        <w:t xml:space="preserve">The manuscript has been through four review rounds; all fixes below are already applied in the compiled PDF.</w:t>
-      </w:r>
-    </w:p>
-    <w:p>
-      <w:pPr>
-        <w:pStyle w:val="ListParagraph"/>
-        <w:numPr>
-          <w:ilvl w:val="0"/>
-          <w:numId w:val="1"/>
-        </w:numPr>
-        <w:spacing w:after="100" w:line="312"/>
-        <w:jc w:val="left"/>
-      </w:pPr>
-      <w:r>
-        <w:rPr>
-          <w:rFonts w:ascii="Times New Roman" w:eastAsia="Times New Roman"/>
-          <w:b/>
-          <w:bCs/>
-          <w:color w:val="000000"/>
-          <w:sz w:val="24"/>
-          <w:szCs w:val="24"/>
-        </w:rPr>
-        <w:t xml:space="preserve">Round 1 — Figures:  </w:t>
-      </w:r>
-      <w:r>
-        <w:rPr>
-          <w:rFonts w:ascii="Times New Roman" w:eastAsia="Times New Roman"/>
-          <w:color w:val="000000"/>
-          <w:sz w:val="24"/>
-          <w:szCs w:val="24"/>
-        </w:rPr>
-        <w:t xml:space="preserve">four figures, all present, referenced, and visually inspected; no overflow, overlap, or cut-off content on any page. Figures were regenerated programmatically from the validated results file; five legacy figure sets are documented as lost with the earlier environment (see item C-5).</w:t>
+        <w:t xml:space="preserve">four figures, all present, referenced, and visually inspected; no overflow, overlap, or cut-off content on any page. Figures were regenerated programmatically from the validated results file; five legacy figure sets are documented as lost with the earlier environment (see item C-2).</w:t>
       </w:r>
     </w:p>
     <w:p>

--- a/download/Submission_Checklist_IEEE_TR.docx
+++ b/download/Submission_Checklist_IEEE_TR.docx
@@ -262,7 +262,7 @@
                 <w:sz w:val="21"/>
                 <w:szCs w:val="21"/>
               </w:rPr>
-              <w:t xml:space="preserve">Main manuscript, 11 double-column pages (IEEEtran journal class), compiled from main_tr.tex.</w:t>
+              <w:t xml:space="preserve">Main manuscript, 12 double-column pages (IEEEtran journal class), compiled from main_tr.tex.</w:t>
             </w:r>
           </w:p>
         </w:tc>
@@ -1397,7 +1397,7 @@
                 <w:sz w:val="21"/>
                 <w:szCs w:val="21"/>
               </w:rPr>
-              <w:t xml:space="preserve">11 pages main text plus a 3-page supplement. Verify the current regular-paper page limit and over-length policy on the IEEE TR Author Center before uploading.</w:t>
+              <w:t xml:space="preserve">12 pages main text plus a 3-page supplement (15 total), within the ~15-page regular-paper limit. Verify the current limit and over-length policy on the IEEE TR Author Center before uploading.</w:t>
             </w:r>
           </w:p>
         </w:tc>
@@ -1757,7 +1757,7 @@
                 <w:sz w:val="21"/>
                 <w:szCs w:val="21"/>
               </w:rPr>
-              <w:t xml:space="preserve">25 entries in IEEE style; all 25 verified against publisher records (Crossref, arXiv, PMLR, publisher pages) on October 30, 2026.</w:t>
+              <w:t xml:space="preserve">39 entries in IEEE style, ordered by first citation: the original 25 verified against publisher records, plus 14 added citations (battery PHM/BMS reviews, dataset shift, shortcut learning, and the methodological sources for the GRU, hazard model, bootstrap, AUC, Brier score, ECE, PR-AUC, and TinyML), all verified on October 30, 2026.</w:t>
             </w:r>
           </w:p>
         </w:tc>
@@ -2203,7 +2203,7 @@
           <w:sz w:val="24"/>
           <w:szCs w:val="24"/>
         </w:rPr>
-        <w:t xml:space="preserve">1. Companion-study reference [14]:  </w:t>
+        <w:t xml:space="preserve">1. Companion-study reference [18]:  </w:t>
       </w:r>
       <w:r>
         <w:rPr>
@@ -2461,7 +2461,7 @@
           <w:sz w:val="24"/>
           <w:szCs w:val="24"/>
         </w:rPr>
-        <w:t xml:space="preserve">25 cite keys matched to 25 bibliography entries; no undefined citations, orphans, or duplicates. On October 30, 2026, every entry was verified against publisher records: five reconstructed entries were corrected to their published details, one unverifiable entry (a JMLR attribution) was replaced with the verifiable ICML 2023 paper by the same authors, and one citation-context mismatch was fixed (the Huang et al. finding on imbalanced-data calibration is now stated accurately).</w:t>
+        <w:t xml:space="preserve">39 cite keys matched to 39 bibliography entries, in order of first citation; no undefined citations, orphans, or duplicates. On October 30, 2026, every entry was verified against publisher records: five reconstructed entries were corrected to their published details, one unverifiable entry (a JMLR attribution) was replaced with the verifiable ICML 2023 paper by the same authors, one citation-context mismatch was fixed (the Huang et al. finding on imbalanced-data calibration is now stated accurately), and 14 standard citations were added to widen coverage of the battery-PHM, dataset-shift, and methodology literature, each verified against Crossref, the publisher page, PMLR, the ACL Anthology, or arXiv.</w:t>
       </w:r>
     </w:p>
     <w:p>
@@ -2492,7 +2492,7 @@
           <w:sz w:val="24"/>
           <w:szCs w:val="24"/>
         </w:rPr>
-        <w:t xml:space="preserve">section cross-references verified against the compiled headings; author biographies deduplicated; placeholder audit clean; layout inspected on all 14 pages. The package was recompiled and re-inspected after the author-block and bibliography updates of October 30, 2026.</w:t>
+        <w:t xml:space="preserve">section cross-references verified against the compiled headings; author biographies deduplicated; placeholder audit clean; layout inspected on all 15 pages. The package was recompiled and re-inspected after the author-block, bibliography-expansion, and reference-verification updates of October 30, 2026.</w:t>
       </w:r>
     </w:p>
     <w:p>
